--- a/buerokratt_proovitoo.docx
+++ b/buerokratt_proovitoo.docx
@@ -4577,277 +4577,373 @@
     </w:p>
     <w:p>
       <w:pPr>
-        <w:pStyle w:val="FirstParagraph"/>
-        <w:rPr/>
-      </w:pPr>
-      <w:r>
-        <w:rPr>
-          <w:b/>
-          <w:bCs/>
+        <w:pStyle w:val="BodyText"/>
+        <w:rPr/>
+      </w:pPr>
+      <w:r>
+        <w:rPr/>
+        <w:t>A Java version migration carries the risk of subtle runtime regressions that may not surface during compilation. The testing strategy is therefore layered — each step catches a specific category of issue, and results from earlier steps inform later decisions.</w:t>
+      </w:r>
+    </w:p>
+    <w:p>
+      <w:pPr>
+        <w:pStyle w:val="BodyText"/>
+        <w:rPr/>
+      </w:pPr>
+      <w:r>
+        <w:rPr>
+          <w:rStyle w:val="Strong"/>
         </w:rPr>
         <w:t>Step 1 — Static Analysis</w:t>
       </w:r>
-      <w:r>
-        <w:rPr/>
-        <w:t xml:space="preserve">: Run </w:t>
-      </w:r>
-      <w:r>
-        <w:rPr>
-          <w:rStyle w:val="VerbatimChar"/>
+    </w:p>
+    <w:p>
+      <w:pPr>
+        <w:pStyle w:val="BodyText"/>
+        <w:rPr/>
+      </w:pPr>
+      <w:r>
+        <w:rPr/>
+        <w:t xml:space="preserve">Run </w:t>
+      </w:r>
+      <w:r>
+        <w:rPr>
+          <w:rStyle w:val="SourceText"/>
         </w:rPr>
         <w:t>jdeps --jdk-internals</w:t>
       </w:r>
       <w:r>
         <w:rPr/>
-        <w:t xml:space="preserve"> on all artifacts, especially </w:t>
-      </w:r>
-      <w:r>
-        <w:rPr>
-          <w:rStyle w:val="VerbatimChar"/>
+        <w:t xml:space="preserve"> on all compiled artifacts before changing any code. This scans bytecode for references to internal JDK APIs that may have been removed or encapsulated in Java 21 — particularly important for Resql's </w:t>
+      </w:r>
+      <w:r>
+        <w:rPr>
+          <w:rStyle w:val="SourceText"/>
         </w:rPr>
         <w:t>id-log</w:t>
       </w:r>
       <w:r>
         <w:rPr/>
-        <w:t>:</w:t>
-      </w:r>
-    </w:p>
-    <w:p>
-      <w:pPr>
-        <w:pStyle w:val="SourceCode"/>
-        <w:rPr/>
-      </w:pPr>
-      <w:r>
-        <w:rPr>
-          <w:rStyle w:val="ExtensionTok"/>
-        </w:rPr>
-        <w:t>jdeps</w:t>
-      </w:r>
-      <w:r>
-        <w:rPr>
-          <w:rStyle w:val="NormalTok"/>
-        </w:rPr>
-        <w:t xml:space="preserve"> </w:t>
-      </w:r>
-      <w:r>
-        <w:rPr>
-          <w:rStyle w:val="AttributeTok"/>
-        </w:rPr>
-        <w:t>--jdk-internals</w:t>
-      </w:r>
-      <w:r>
-        <w:rPr>
-          <w:rStyle w:val="NormalTok"/>
-        </w:rPr>
-        <w:t xml:space="preserve"> libs/id-log-1.0.0-SNAPSHOT.jar</w:t>
-      </w:r>
-      <w:r>
-        <w:rPr/>
-        <w:br/>
-      </w:r>
-      <w:r>
-        <w:rPr>
-          <w:rStyle w:val="ExtensionTok"/>
-        </w:rPr>
-        <w:t>jdeps</w:t>
-      </w:r>
-      <w:r>
-        <w:rPr>
-          <w:rStyle w:val="NormalTok"/>
-        </w:rPr>
-        <w:t xml:space="preserve"> </w:t>
-      </w:r>
-      <w:r>
-        <w:rPr>
-          <w:rStyle w:val="AttributeTok"/>
-        </w:rPr>
-        <w:t>--jdk-internals</w:t>
-      </w:r>
-      <w:r>
-        <w:rPr>
-          <w:rStyle w:val="NormalTok"/>
-        </w:rPr>
-        <w:t xml:space="preserve"> target/sql-ms.war</w:t>
-      </w:r>
-      <w:r>
-        <w:rPr/>
-        <w:br/>
-      </w:r>
-      <w:r>
-        <w:rPr>
-          <w:rStyle w:val="ExtensionTok"/>
-        </w:rPr>
-        <w:t>jdeps</w:t>
-      </w:r>
-      <w:r>
-        <w:rPr>
-          <w:rStyle w:val="NormalTok"/>
-        </w:rPr>
-        <w:t xml:space="preserve"> </w:t>
-      </w:r>
-      <w:r>
-        <w:rPr>
-          <w:rStyle w:val="AttributeTok"/>
-        </w:rPr>
-        <w:t>--jdk-internals</w:t>
-      </w:r>
-      <w:r>
-        <w:rPr>
-          <w:rStyle w:val="NormalTok"/>
-        </w:rPr>
-        <w:t xml:space="preserve"> build/libs/</w:t>
-      </w:r>
-      <w:r>
-        <w:rPr>
-          <w:rStyle w:val="PreprocessorTok"/>
-        </w:rPr>
-        <w:t>*</w:t>
-      </w:r>
-      <w:r>
-        <w:rPr>
-          <w:rStyle w:val="NormalTok"/>
-        </w:rPr>
-        <w:t>.jar</w:t>
-      </w:r>
-    </w:p>
-    <w:p>
-      <w:pPr>
-        <w:pStyle w:val="FirstParagraph"/>
-        <w:rPr/>
-      </w:pPr>
-      <w:r>
-        <w:rPr>
-          <w:b/>
-          <w:bCs/>
-        </w:rPr>
-        <w:t>Step 2 — Compile on JDK 21</w:t>
-      </w:r>
-      <w:r>
-        <w:rPr/>
-        <w:t xml:space="preserve"> without code changes to isolate compilation issues.</w:t>
+        <w:t xml:space="preserve"> library (compiled with Java 11):</w:t>
       </w:r>
     </w:p>
     <w:p>
       <w:pPr>
         <w:pStyle w:val="BodyText"/>
-        <w:rPr/>
-      </w:pPr>
-      <w:r>
-        <w:rPr>
-          <w:b/>
-          <w:bCs/>
+        <w:ind w:hanging="0" w:left="0" w:right="0"/>
+        <w:rPr/>
+      </w:pPr>
+      <w:r>
+        <w:rPr/>
+        <w:t>bash</w:t>
+      </w:r>
+    </w:p>
+    <w:p>
+      <w:pPr>
+        <w:pStyle w:val="PreformattedText"/>
+        <w:spacing w:before="180" w:after="180"/>
+        <w:ind w:hanging="0" w:left="0" w:right="0"/>
+        <w:rPr/>
+      </w:pPr>
+      <w:r>
+        <w:rPr>
+          <w:rStyle w:val="SourceText"/>
+          <w:rFonts w:ascii="var font-mono" w:hAnsi="var font-mono"/>
+          <w:color w:val="14181F"/>
+          <w:shd w:fill="auto" w:val="clear"/>
+        </w:rPr>
+        <w:t>jdeps --jdk-internals libs/id-log-1.0.0-SNAPSHOT.jar</w:t>
+      </w:r>
+    </w:p>
+    <w:p>
+      <w:pPr>
+        <w:pStyle w:val="PreformattedText"/>
+        <w:spacing w:before="180" w:after="180"/>
+        <w:rPr/>
+      </w:pPr>
+      <w:r>
+        <w:rPr>
+          <w:rStyle w:val="SourceText"/>
+          <w:rFonts w:ascii="var font-mono" w:hAnsi="var font-mono"/>
+          <w:color w:val="14181F"/>
+          <w:shd w:fill="auto" w:val="clear"/>
+        </w:rPr>
+        <w:t>jdeps --jdk-internals target/sql-ms.war</w:t>
+      </w:r>
+    </w:p>
+    <w:p>
+      <w:pPr>
+        <w:pStyle w:val="PreformattedText"/>
+        <w:spacing w:before="180" w:after="180"/>
+        <w:rPr/>
+      </w:pPr>
+      <w:r>
+        <w:rPr>
+          <w:rStyle w:val="SourceText"/>
+          <w:rFonts w:ascii="var font-mono" w:hAnsi="var font-mono"/>
+          <w:color w:val="14181F"/>
+          <w:shd w:fill="auto" w:val="clear"/>
+        </w:rPr>
+        <w:t>jdeps --jdk-internals build/libs/*.jar</w:t>
+      </w:r>
+    </w:p>
+    <w:p>
+      <w:pPr>
+        <w:pStyle w:val="BodyText"/>
+        <w:rPr/>
+      </w:pPr>
+      <w:r>
+        <w:rPr/>
+        <w:t>If internal API usage is found, the output identifies the specific classes and recommended replacements, directly determining whether the dependency needs upgrading, replacing, or wrapping.</w:t>
+      </w:r>
+    </w:p>
+    <w:p>
+      <w:pPr>
+        <w:pStyle w:val="BodyText"/>
+        <w:rPr/>
+      </w:pPr>
+      <w:r>
+        <w:rPr>
+          <w:rStyle w:val="Strong"/>
+        </w:rPr>
+        <w:t>Step 2 — Compile on JDK 21 Without Code Changes</w:t>
+      </w:r>
+    </w:p>
+    <w:p>
+      <w:pPr>
+        <w:pStyle w:val="BodyText"/>
+        <w:rPr/>
+      </w:pPr>
+      <w:r>
+        <w:rPr/>
+        <w:t>Switch only the JDK — do not modify source code or dependencies yet. This isolates compilation-level incompatibilities from intentional changes. Most issues surface here as compile errors or deprecation warnings. If compilation succeeds, the source code is language-level compatible with Java 21.</w:t>
+      </w:r>
+    </w:p>
+    <w:p>
+      <w:pPr>
+        <w:pStyle w:val="BodyText"/>
+        <w:rPr/>
+      </w:pPr>
+      <w:r>
+        <w:rPr>
+          <w:rStyle w:val="Strong"/>
         </w:rPr>
         <w:t>Step 3 — Dependency Conflict Analysis</w:t>
       </w:r>
-      <w:r>
-        <w:rPr/>
-        <w:t>:</w:t>
-      </w:r>
-    </w:p>
-    <w:p>
-      <w:pPr>
-        <w:pStyle w:val="SourceCode"/>
-        <w:rPr/>
-      </w:pPr>
-      <w:r>
-        <w:rPr>
-          <w:rStyle w:val="ExtensionTok"/>
-        </w:rPr>
-        <w:t>mvn</w:t>
-      </w:r>
-      <w:r>
-        <w:rPr>
-          <w:rStyle w:val="NormalTok"/>
-        </w:rPr>
-        <w:t xml:space="preserve"> dependency:tree </w:t>
-      </w:r>
-      <w:r>
-        <w:rPr>
-          <w:rStyle w:val="AttributeTok"/>
-        </w:rPr>
-        <w:t>-Dverbose</w:t>
-      </w:r>
-      <w:r>
-        <w:rPr>
-          <w:rStyle w:val="NormalTok"/>
-        </w:rPr>
-        <w:t xml:space="preserve">          </w:t>
-      </w:r>
-      <w:r>
-        <w:rPr>
-          <w:rStyle w:val="CommentTok"/>
+    </w:p>
+    <w:p>
+      <w:pPr>
+        <w:pStyle w:val="BodyText"/>
+        <w:rPr/>
+      </w:pPr>
+      <w:r>
+        <w:rPr/>
+        <w:t xml:space="preserve">Analyze dependency trees for version conflicts and duplicate classes that can cause </w:t>
+      </w:r>
+      <w:r>
+        <w:rPr>
+          <w:rStyle w:val="SourceText"/>
+        </w:rPr>
+        <w:t>NoSuchMethodError</w:t>
+      </w:r>
+      <w:r>
+        <w:rPr/>
+        <w:t xml:space="preserve"> or </w:t>
+      </w:r>
+      <w:r>
+        <w:rPr>
+          <w:rStyle w:val="SourceText"/>
+        </w:rPr>
+        <w:t>ClassNotFoundException</w:t>
+      </w:r>
+      <w:r>
+        <w:rPr/>
+        <w:t xml:space="preserve"> at runtime despite clean compilation:</w:t>
+      </w:r>
+    </w:p>
+    <w:p>
+      <w:pPr>
+        <w:pStyle w:val="BodyText"/>
+        <w:ind w:hanging="0" w:left="0" w:right="0"/>
+        <w:rPr/>
+      </w:pPr>
+      <w:r>
+        <w:rPr/>
+        <w:t>bash</w:t>
+      </w:r>
+    </w:p>
+    <w:p>
+      <w:pPr>
+        <w:pStyle w:val="PreformattedText"/>
+        <w:spacing w:before="180" w:after="180"/>
+        <w:ind w:hanging="0" w:left="0" w:right="0"/>
+        <w:rPr/>
+      </w:pPr>
+      <w:r>
+        <w:rPr>
+          <w:rStyle w:val="SourceText"/>
+          <w:rFonts w:ascii="var font-mono" w:hAnsi="var font-mono"/>
+          <w:color w:val="14181F"/>
+          <w:shd w:fill="auto" w:val="clear"/>
+        </w:rPr>
+        <w:t xml:space="preserve">mvn dependency:tree -Dverbose          </w:t>
+      </w:r>
+      <w:r>
+        <w:rPr>
+          <w:rStyle w:val="SourceText"/>
+          <w:rFonts w:ascii="var font-mono" w:hAnsi="var font-mono"/>
+          <w:color w:val="6E7687"/>
+          <w:shd w:fill="auto" w:val="clear"/>
         </w:rPr>
         <w:t># Resql</w:t>
       </w:r>
-      <w:r>
-        <w:rPr/>
-        <w:br/>
-      </w:r>
-      <w:r>
-        <w:rPr>
-          <w:rStyle w:val="ExtensionTok"/>
-        </w:rPr>
-        <w:t>gradle</w:t>
-      </w:r>
-      <w:r>
-        <w:rPr>
-          <w:rStyle w:val="NormalTok"/>
-        </w:rPr>
-        <w:t xml:space="preserve"> dependencies </w:t>
-      </w:r>
-      <w:r>
-        <w:rPr>
-          <w:rStyle w:val="AttributeTok"/>
-        </w:rPr>
-        <w:t>--configuration</w:t>
-      </w:r>
-      <w:r>
-        <w:rPr>
-          <w:rStyle w:val="NormalTok"/>
-        </w:rPr>
-        <w:t xml:space="preserve"> runtimeClasspath  </w:t>
-      </w:r>
-      <w:r>
-        <w:rPr>
-          <w:rStyle w:val="CommentTok"/>
+    </w:p>
+    <w:p>
+      <w:pPr>
+        <w:pStyle w:val="PreformattedText"/>
+        <w:spacing w:before="180" w:after="180"/>
+        <w:ind w:hanging="0" w:left="0" w:right="0"/>
+        <w:rPr/>
+      </w:pPr>
+      <w:r>
+        <w:rPr>
+          <w:rStyle w:val="SourceText"/>
+          <w:rFonts w:ascii="var font-mono" w:hAnsi="var font-mono"/>
+          <w:color w:val="14181F"/>
+          <w:shd w:fill="auto" w:val="clear"/>
+        </w:rPr>
+        <w:t xml:space="preserve">gradle dependencies --configuration runtimeClasspath  </w:t>
+      </w:r>
+      <w:r>
+        <w:rPr>
+          <w:rStyle w:val="SourceText"/>
+          <w:rFonts w:ascii="var font-mono" w:hAnsi="var font-mono"/>
+          <w:color w:val="6E7687"/>
+          <w:shd w:fill="auto" w:val="clear"/>
         </w:rPr>
         <w:t># Ruuter</w:t>
       </w:r>
     </w:p>
     <w:p>
       <w:pPr>
-        <w:pStyle w:val="FirstParagraph"/>
-        <w:rPr/>
-      </w:pPr>
-      <w:r>
-        <w:rPr>
-          <w:b/>
-          <w:bCs/>
-        </w:rPr>
-        <w:t>Step 4 — Test Suites</w:t>
-      </w:r>
-      <w:r>
-        <w:rPr/>
-        <w:t xml:space="preserve">: Resql — run existing integration tests on JDK 21. Ruuter — </w:t>
-      </w:r>
-      <w:r>
-        <w:rPr>
-          <w:b/>
-          <w:bCs/>
-        </w:rPr>
-        <w:t xml:space="preserve">remove </w:t>
-      </w:r>
-      <w:r>
-        <w:rPr>
-          <w:rStyle w:val="VerbatimChar"/>
-          <w:b/>
-          <w:bCs/>
+        <w:pStyle w:val="BodyText"/>
+        <w:rPr/>
+      </w:pPr>
+      <w:r>
+        <w:rPr/>
+        <w:t xml:space="preserve">For Resql, focus on OpenTelemetry version resolution (broken BOM scope) and transitive </w:t>
+      </w:r>
+      <w:r>
+        <w:rPr>
+          <w:rStyle w:val="SourceText"/>
+        </w:rPr>
+        <w:t>javax.servlet</w:t>
+      </w:r>
+      <w:r>
+        <w:rPr/>
+        <w:t xml:space="preserve"> from </w:t>
+      </w:r>
+      <w:r>
+        <w:rPr>
+          <w:rStyle w:val="SourceText"/>
+        </w:rPr>
+        <w:t>id-log</w:t>
+      </w:r>
+      <w:r>
+        <w:rPr/>
+        <w:t xml:space="preserve">. For Ruuter, verify GraalVM JS engine consistency and the </w:t>
+      </w:r>
+      <w:r>
+        <w:rPr>
+          <w:rStyle w:val="SourceText"/>
+        </w:rPr>
+        <w:t>mockito-inline</w:t>
+      </w:r>
+      <w:r>
+        <w:rPr/>
+        <w:t xml:space="preserve"> 4.9.0 / </w:t>
+      </w:r>
+      <w:r>
+        <w:rPr>
+          <w:rStyle w:val="SourceText"/>
+        </w:rPr>
+        <w:t>mockito-core</w:t>
+      </w:r>
+      <w:r>
+        <w:rPr/>
+        <w:t xml:space="preserve"> 5.6.0 conflict.</w:t>
+      </w:r>
+    </w:p>
+    <w:p>
+      <w:pPr>
+        <w:pStyle w:val="BodyText"/>
+        <w:rPr/>
+      </w:pPr>
+      <w:r>
+        <w:rPr>
+          <w:rStyle w:val="Strong"/>
+        </w:rPr>
+        <w:t>Step 4 — Automated Test Execution</w:t>
+      </w:r>
+    </w:p>
+    <w:p>
+      <w:pPr>
+        <w:pStyle w:val="BodyText"/>
+        <w:rPr/>
+      </w:pPr>
+      <w:r>
+        <w:rPr/>
+        <w:t>Run full test suites on JDK 21 to catch behavioral regressions — code that compiles but produces different results at runtime.</w:t>
+      </w:r>
+    </w:p>
+    <w:p>
+      <w:pPr>
+        <w:pStyle w:val="BodyText"/>
+        <w:rPr/>
+      </w:pPr>
+      <w:r>
+        <w:rPr/>
+        <w:t>Resql: run existing integration tests (</w:t>
+      </w:r>
+      <w:r>
+        <w:rPr>
+          <w:rStyle w:val="SourceText"/>
+        </w:rPr>
+        <w:t>QueryControllerIntegrationTest</w:t>
+      </w:r>
+      <w:r>
+        <w:rPr/>
+        <w:t>, etc.) which exercise the full path from controller through datasource routing to query execution, validating parameter binding, result mapping, and context switching on Java 21.</w:t>
+      </w:r>
+    </w:p>
+    <w:p>
+      <w:pPr>
+        <w:pStyle w:val="BodyText"/>
+        <w:rPr/>
+      </w:pPr>
+      <w:r>
+        <w:rPr/>
+        <w:t>Ruuter: the test configuration currently disables all tests (</w:t>
+      </w:r>
+      <w:r>
+        <w:rPr>
+          <w:rStyle w:val="SourceText"/>
         </w:rPr>
         <w:t>exclude '**/*'</w:t>
       </w:r>
       <w:r>
         <w:rPr/>
-        <w:t xml:space="preserve"> first, then run tests.</w:t>
+        <w:t xml:space="preserve">). This </w:t>
+      </w:r>
+      <w:r>
+        <w:rPr>
+          <w:rStyle w:val="Strong"/>
+        </w:rPr>
+        <w:t>must be resolved first</w:t>
+      </w:r>
+      <w:r>
+        <w:rPr/>
+        <w:t xml:space="preserve"> — without it, all runtime validation falls to manual smoke testing, significantly increasing regression risk.</w:t>
       </w:r>
     </w:p>
     <w:p>
@@ -4857,14 +4953,9 @@
       </w:pPr>
       <w:r>
         <w:rPr>
-          <w:b/>
-          <w:bCs/>
-        </w:rPr>
-        <w:t>Step 5 — Targeted Smoke Tests</w:t>
-      </w:r>
-      <w:r>
-        <w:rPr/>
-        <w:t>: Ruuter — boot on JDK 21, trigger DSL script evaluation. If GraalVM resolves, the highest risk is cleared. Resql — execute queries through REST including dynamic datasource routing.</w:t>
+          <w:rStyle w:val="Strong"/>
+        </w:rPr>
+        <w:t>Step 5 — Targeted Smoke Testing</w:t>
       </w:r>
     </w:p>
     <w:p>
@@ -4873,15 +4964,119 @@
         <w:rPr/>
       </w:pPr>
       <w:r>
-        <w:rPr>
-          <w:b/>
-          <w:bCs/>
+        <w:rPr/>
+        <w:t>Two critical paths require manual verification regardless of test coverage:</w:t>
+      </w:r>
+    </w:p>
+    <w:p>
+      <w:pPr>
+        <w:pStyle w:val="BodyText"/>
+        <w:rPr/>
+      </w:pPr>
+      <w:r>
+        <w:rPr/>
+        <w:t>Ruuter — boot on JDK 21 and send a request triggering DSL script evaluation (</w:t>
+      </w:r>
+      <w:r>
+        <w:rPr>
+          <w:rStyle w:val="SourceText"/>
+        </w:rPr>
+        <w:t>ScriptingHelper.evaluateScripts()</w:t>
+      </w:r>
+      <w:r>
+        <w:rPr/>
+        <w:t xml:space="preserve"> → </w:t>
+      </w:r>
+      <w:r>
+        <w:rPr>
+          <w:rStyle w:val="SourceText"/>
+        </w:rPr>
+        <w:t>engine.eval()</w:t>
+      </w:r>
+      <w:r>
+        <w:rPr/>
+        <w:t xml:space="preserve">). This verifies GraalVM JS engine resolution via JSR-223 SPI. It's binary — if the engine name </w:t>
+      </w:r>
+      <w:r>
+        <w:rPr>
+          <w:rStyle w:val="SourceText"/>
+        </w:rPr>
+        <w:t>"graal.js"</w:t>
+      </w:r>
+      <w:r>
+        <w:rPr/>
+        <w:t xml:space="preserve"> fails to resolve, every DSL evaluation throws </w:t>
+      </w:r>
+      <w:r>
+        <w:rPr>
+          <w:rStyle w:val="SourceText"/>
+        </w:rPr>
+        <w:t>NullPointerException</w:t>
+      </w:r>
+      <w:r>
+        <w:rPr/>
+        <w:t xml:space="preserve">. If it fails, bump GraalVM to </w:t>
+      </w:r>
+      <w:r>
+        <w:rPr>
+          <w:rStyle w:val="SourceText"/>
+        </w:rPr>
+        <w:t>23.1.x</w:t>
+      </w:r>
+      <w:r>
+        <w:rPr/>
+        <w:t>/</w:t>
+      </w:r>
+      <w:r>
+        <w:rPr>
+          <w:rStyle w:val="SourceText"/>
+        </w:rPr>
+        <w:t>24.x</w:t>
+      </w:r>
+      <w:r>
+        <w:rPr/>
+        <w:t xml:space="preserve"> and retest.</w:t>
+      </w:r>
+    </w:p>
+    <w:p>
+      <w:pPr>
+        <w:pStyle w:val="BodyText"/>
+        <w:rPr/>
+      </w:pPr>
+      <w:r>
+        <w:rPr/>
+        <w:t>Resql — execute queries through REST covering GET (query params), POST (request body), and dynamic datasource routing. Include the batch endpoint to confirm multi-query execution.</w:t>
+      </w:r>
+    </w:p>
+    <w:p>
+      <w:pPr>
+        <w:pStyle w:val="BodyText"/>
+        <w:rPr/>
+      </w:pPr>
+      <w:r>
+        <w:rPr>
+          <w:rStyle w:val="Strong"/>
         </w:rPr>
         <w:t>Step 6 — Staging Deployment</w:t>
       </w:r>
-      <w:r>
-        <w:rPr/>
-        <w:t>: Full end-to-end Ruuter → Resql chain in a production-mirror environment.</w:t>
+    </w:p>
+    <w:p>
+      <w:pPr>
+        <w:pStyle w:val="BodyText"/>
+        <w:rPr/>
+      </w:pPr>
+      <w:r>
+        <w:rPr/>
+        <w:t>Deploy both services to a production-mirror environment. Execute end-to-end scenarios covering the full Ruuter → Resql chain: external request → guard authentication → DSL evaluation → Resql query → response. Include nonce-based internal calls and error scenarios (invalid paths, missing params, unavailable datasources). Any behavioral difference not caught in earlier steps requires investigation before production deployment.</w:t>
+      </w:r>
+    </w:p>
+    <w:p>
+      <w:pPr>
+        <w:pStyle w:val="BodyText"/>
+        <w:rPr/>
+      </w:pPr>
+      <w:r>
+        <w:rPr/>
       </w:r>
     </w:p>
     <w:p>
@@ -18429,6 +18624,14 @@
       <w:rFonts w:ascii="Liberation Mono" w:hAnsi="Liberation Mono" w:eastAsia="Liberation Mono" w:cs="Liberation Mono"/>
     </w:rPr>
   </w:style>
+  <w:style w:type="character" w:styleId="Strong">
+    <w:name w:val="Strong"/>
+    <w:qFormat/>
+    <w:rPr>
+      <w:b/>
+      <w:bCs/>
+    </w:rPr>
+  </w:style>
   <w:style w:type="paragraph" w:styleId="Heading">
     <w:name w:val="Heading"/>
     <w:basedOn w:val="Normal"/>
@@ -18727,6 +18930,19 @@
     <w:pPr/>
     <w:rPr/>
   </w:style>
+  <w:style w:type="paragraph" w:styleId="PreformattedText">
+    <w:name w:val="Preformatted Text"/>
+    <w:basedOn w:val="Normal"/>
+    <w:qFormat/>
+    <w:pPr>
+      <w:spacing w:before="0" w:after="0"/>
+    </w:pPr>
+    <w:rPr>
+      <w:rFonts w:ascii="Liberation Mono" w:hAnsi="Liberation Mono" w:eastAsia="Liberation Mono" w:cs="Liberation Mono"/>
+      <w:sz w:val="20"/>
+      <w:szCs w:val="20"/>
+    </w:rPr>
+  </w:style>
   <w:style w:type="table" w:default="1" w:styleId="Table">
     <w:name w:val="Table"/>
     <w:basedOn w:val="TableNormal"/>

--- a/buerokratt_proovitoo.docx
+++ b/buerokratt_proovitoo.docx
@@ -445,6 +445,117 @@
     <w:p>
       <w:pPr>
         <w:pStyle w:val="Heading4"/>
+        <w:spacing w:before="36" w:after="36"/>
+        <w:rPr/>
+      </w:pPr>
+      <w:r>
+        <w:rPr/>
+        <w:t>Codebase Health Observations</w:t>
+      </w:r>
+    </w:p>
+    <w:p>
+      <w:pPr>
+        <w:pStyle w:val="BodyText"/>
+        <w:spacing w:before="36" w:after="36"/>
+        <w:rPr/>
+      </w:pPr>
+      <w:r>
+        <w:rPr/>
+        <w:t>During the analysis, both projects were found to have test coverage concerns that directly affect migration confidence. Resql has a small but functional integration test suite (</w:t>
+      </w:r>
+      <w:r>
+        <w:rPr>
+          <w:rStyle w:val="SourceText"/>
+        </w:rPr>
+        <w:t>QueryControllerIntegrationTest</w:t>
+      </w:r>
+      <w:r>
+        <w:rPr/>
+        <w:t xml:space="preserve"> with MockMvc assertions) that can serve as a validation baseline. Ruuter, however, has no functional test coverage — test execution is disabled in the Gradle build configuration (</w:t>
+      </w:r>
+      <w:r>
+        <w:rPr>
+          <w:rStyle w:val="SourceText"/>
+        </w:rPr>
+        <w:t>exclude '**/*'</w:t>
+      </w:r>
+      <w:r>
+        <w:rPr/>
+        <w:t xml:space="preserve">), and the test methods themselves are commented out with </w:t>
+      </w:r>
+      <w:r>
+        <w:rPr>
+          <w:rStyle w:val="SourceText"/>
+        </w:rPr>
+        <w:t>//TODO: tests are currently broken</w:t>
+      </w:r>
+      <w:r>
+        <w:rPr/>
+        <w:t>. The test classes exist (</w:t>
+      </w:r>
+      <w:r>
+        <w:rPr>
+          <w:rStyle w:val="SourceText"/>
+        </w:rPr>
+        <w:t>HttpHelperTest</w:t>
+      </w:r>
+      <w:r>
+        <w:rPr/>
+        <w:t xml:space="preserve">, </w:t>
+      </w:r>
+      <w:r>
+        <w:rPr>
+          <w:rStyle w:val="SourceText"/>
+        </w:rPr>
+        <w:t>DslMappingHelperTest</w:t>
+      </w:r>
+      <w:r>
+        <w:rPr/>
+        <w:t xml:space="preserve">, </w:t>
+      </w:r>
+      <w:r>
+        <w:rPr>
+          <w:rStyle w:val="SourceText"/>
+        </w:rPr>
+        <w:t>ExternalForwardingHelperTest</w:t>
+      </w:r>
+      <w:r>
+        <w:rPr/>
+        <w:t xml:space="preserve">, </w:t>
+      </w:r>
+      <w:r>
+        <w:rPr>
+          <w:rStyle w:val="SourceText"/>
+        </w:rPr>
+        <w:t>ScriptingHelperIT</w:t>
+      </w:r>
+      <w:r>
+        <w:rPr/>
+        <w:t xml:space="preserve">, </w:t>
+      </w:r>
+      <w:r>
+        <w:rPr>
+          <w:rStyle w:val="SourceText"/>
+        </w:rPr>
+        <w:t>DslServiceIT</w:t>
+      </w:r>
+      <w:r>
+        <w:rPr/>
+        <w:t>, and others), but their implementations need to be restored before they can provide any validation. As part of the migration effort, restoring and stabilizing Ruuter's test suite should be treated as a prerequisite — not an afterthought — since it is the only automated way to verify that DSL evaluation, script execution, and HTTP forwarding behave correctly after the JDK upgrade.</w:t>
+      </w:r>
+    </w:p>
+    <w:p>
+      <w:pPr>
+        <w:pStyle w:val="Compact"/>
+        <w:rPr/>
+      </w:pPr>
+      <w:r>
+        <w:rPr/>
+      </w:r>
+    </w:p>
+    <w:p>
+      <w:pPr>
+        <w:pStyle w:val="Heading4"/>
         <w:rPr/>
       </w:pPr>
       <w:r>
@@ -4893,7 +5004,7 @@
       </w:pPr>
       <w:r>
         <w:rPr/>
-        <w:t>Run full test suites on JDK 21 to catch behavioral regressions — code that compiles but produces different results at runtime.</w:t>
+        <w:t>Run test suites on JDK 21 to catch behavioral regressions — code that compiles but produces different results at runtime.</w:t>
       </w:r>
     </w:p>
     <w:p>
@@ -4903,7 +5014,7 @@
       </w:pPr>
       <w:r>
         <w:rPr/>
-        <w:t>Resql: run existing integration tests (</w:t>
+        <w:t>Resql has a small but functional integration test suite (</w:t>
       </w:r>
       <w:r>
         <w:rPr>
@@ -4913,7 +5024,17 @@
       </w:r>
       <w:r>
         <w:rPr/>
-        <w:t>, etc.) which exercise the full path from controller through datasource routing to query execution, validating parameter binding, result mapping, and context switching on Java 21.</w:t>
+        <w:t xml:space="preserve"> extending </w:t>
+      </w:r>
+      <w:r>
+        <w:rPr>
+          <w:rStyle w:val="SourceText"/>
+        </w:rPr>
+        <w:t>BaseIntegrationTest</w:t>
+      </w:r>
+      <w:r>
+        <w:rPr/>
+        <w:t xml:space="preserve"> with MockMvc and JSON assertions). These tests exercise the full path from controller through datasource routing to query execution, validating parameter binding, result mapping, and context switching. They should be run as-is on JDK 21 as the primary automated validation baseline.</w:t>
       </w:r>
     </w:p>
     <w:p>
@@ -4923,7 +5044,7 @@
       </w:pPr>
       <w:r>
         <w:rPr/>
-        <w:t>Ruuter: the test configuration currently disables all tests (</w:t>
+        <w:t>Ruuter's test suite is currently non-functional. Beyond the Gradle-level exclusion (</w:t>
       </w:r>
       <w:r>
         <w:rPr>
@@ -4933,17 +5054,99 @@
       </w:r>
       <w:r>
         <w:rPr/>
-        <w:t xml:space="preserve">). This </w:t>
-      </w:r>
+        <w:t>), test methods are commented out at source level (</w:t>
+      </w:r>
+      <w:r>
+        <w:rPr>
+          <w:rStyle w:val="SourceText"/>
+        </w:rPr>
+        <w:t>//TODO: tests are currently broken</w:t>
+      </w:r>
+      <w:r>
+        <w:rPr/>
+        <w:t>). The test classes exist (</w:t>
+      </w:r>
+      <w:r>
+        <w:rPr>
+          <w:rStyle w:val="SourceText"/>
+        </w:rPr>
+        <w:t>HttpHelperTest</w:t>
+      </w:r>
+      <w:r>
+        <w:rPr/>
+        <w:t xml:space="preserve">, </w:t>
+      </w:r>
+      <w:r>
+        <w:rPr>
+          <w:rStyle w:val="SourceText"/>
+        </w:rPr>
+        <w:t>DslMappingHelperTest</w:t>
+      </w:r>
+      <w:r>
+        <w:rPr/>
+        <w:t xml:space="preserve">, </w:t>
+      </w:r>
+      <w:r>
+        <w:rPr>
+          <w:rStyle w:val="SourceText"/>
+        </w:rPr>
+        <w:t>ExternalForwardingHelperTest</w:t>
+      </w:r>
+      <w:r>
+        <w:rPr/>
+        <w:t xml:space="preserve">, </w:t>
+      </w:r>
+      <w:r>
+        <w:rPr>
+          <w:rStyle w:val="SourceText"/>
+        </w:rPr>
+        <w:t>ScriptingHelperIT</w:t>
+      </w:r>
+      <w:r>
+        <w:rPr/>
+        <w:t xml:space="preserve">, </w:t>
+      </w:r>
+      <w:r>
+        <w:rPr>
+          <w:rStyle w:val="SourceText"/>
+        </w:rPr>
+        <w:t>DslServiceIT</w:t>
+      </w:r>
+      <w:r>
+        <w:rPr/>
+        <w:t xml:space="preserve">, and others), but their implementations need to be restored before they can provide any validation. Restoring coverage requires fixing the test implementations themselves, not just re-enabling execution. This should be treated as a prerequisite to the migration — without it, all runtime validation depends entirely on manual smoke testing in Steps 5 and 6. The recommended approach is to restore tests incrementally, starting with </w:t>
+      </w:r>
+      <w:r>
+        <w:rPr>
+          <w:rStyle w:val="SourceText"/>
+        </w:rPr>
+        <w:t>ScriptingHelperIT</w:t>
+      </w:r>
+      <w:r>
+        <w:rPr/>
+        <w:t xml:space="preserve"> (validates the core DSL engine) and </w:t>
+      </w:r>
+      <w:r>
+        <w:rPr>
+          <w:rStyle w:val="SourceText"/>
+        </w:rPr>
+        <w:t>HttpHelperTest</w:t>
+      </w:r>
+      <w:r>
+        <w:rPr/>
+        <w:t xml:space="preserve"> (validates outbound REST calls), as these cover the two highest-risk areas for the Java 21 migration.</w:t>
+      </w:r>
+    </w:p>
+    <w:p>
+      <w:pPr>
+        <w:pStyle w:val="BodyText"/>
+        <w:rPr/>
+      </w:pPr>
       <w:r>
         <w:rPr>
           <w:rStyle w:val="Strong"/>
         </w:rPr>
-        <w:t>must be resolved first</w:t>
-      </w:r>
-      <w:r>
-        <w:rPr/>
-        <w:t xml:space="preserve"> — without it, all runtime validation falls to manual smoke testing, significantly increasing regression risk.</w:t>
+        <w:t>Step 5 — Targeted Smoke Testing</w:t>
       </w:r>
     </w:p>
     <w:p>
@@ -4952,10 +5155,100 @@
         <w:rPr/>
       </w:pPr>
       <w:r>
+        <w:rPr/>
+        <w:t>Two critical paths require manual verification regardless of test coverage:</w:t>
+      </w:r>
+    </w:p>
+    <w:p>
+      <w:pPr>
+        <w:pStyle w:val="BodyText"/>
+        <w:rPr/>
+      </w:pPr>
+      <w:r>
+        <w:rPr/>
+        <w:t>Ruuter — boot on JDK 21 and send a request triggering DSL script evaluation (</w:t>
+      </w:r>
+      <w:r>
+        <w:rPr>
+          <w:rStyle w:val="SourceText"/>
+        </w:rPr>
+        <w:t>ScriptingHelper.evaluateScripts()</w:t>
+      </w:r>
+      <w:r>
+        <w:rPr/>
+        <w:t xml:space="preserve"> → </w:t>
+      </w:r>
+      <w:r>
+        <w:rPr>
+          <w:rStyle w:val="SourceText"/>
+        </w:rPr>
+        <w:t>engine.eval()</w:t>
+      </w:r>
+      <w:r>
+        <w:rPr/>
+        <w:t xml:space="preserve">). This verifies GraalVM JS engine resolution via JSR-223 SPI. It's binary — if the engine name </w:t>
+      </w:r>
+      <w:r>
+        <w:rPr>
+          <w:rStyle w:val="SourceText"/>
+        </w:rPr>
+        <w:t>"graal.js"</w:t>
+      </w:r>
+      <w:r>
+        <w:rPr/>
+        <w:t xml:space="preserve"> fails to resolve, every DSL evaluation throws </w:t>
+      </w:r>
+      <w:r>
+        <w:rPr>
+          <w:rStyle w:val="SourceText"/>
+        </w:rPr>
+        <w:t>NullPointerException</w:t>
+      </w:r>
+      <w:r>
+        <w:rPr/>
+        <w:t xml:space="preserve">. If it fails, bump GraalVM to </w:t>
+      </w:r>
+      <w:r>
+        <w:rPr>
+          <w:rStyle w:val="SourceText"/>
+        </w:rPr>
+        <w:t>23.1.x</w:t>
+      </w:r>
+      <w:r>
+        <w:rPr/>
+        <w:t>/</w:t>
+      </w:r>
+      <w:r>
+        <w:rPr>
+          <w:rStyle w:val="SourceText"/>
+        </w:rPr>
+        <w:t>24.x</w:t>
+      </w:r>
+      <w:r>
+        <w:rPr/>
+        <w:t xml:space="preserve"> and retest.</w:t>
+      </w:r>
+    </w:p>
+    <w:p>
+      <w:pPr>
+        <w:pStyle w:val="BodyText"/>
+        <w:rPr/>
+      </w:pPr>
+      <w:r>
+        <w:rPr/>
+        <w:t>Resql — execute queries through REST covering GET (query params), POST (request body), and dynamic datasource routing. Include the batch endpoint to confirm multi-query execution.</w:t>
+      </w:r>
+    </w:p>
+    <w:p>
+      <w:pPr>
+        <w:pStyle w:val="BodyText"/>
+        <w:rPr/>
+      </w:pPr>
+      <w:r>
         <w:rPr>
           <w:rStyle w:val="Strong"/>
         </w:rPr>
-        <w:t>Step 5 — Targeted Smoke Testing</w:t>
+        <w:t>Step 6 — Staging Deployment</w:t>
       </w:r>
     </w:p>
     <w:p>
@@ -4965,7 +5258,7 @@
       </w:pPr>
       <w:r>
         <w:rPr/>
-        <w:t>Two critical paths require manual verification regardless of test coverage:</w:t>
+        <w:t>Deploy both services to a production-mirror environment. Execute end-to-end scenarios covering the full Ruuter → Resql chain: external request → guard authentication → DSL evaluation → Resql query → response. Include nonce-based internal calls and error scenarios (invalid paths, missing params, unavailable datasources). Any behavioral difference not caught in earlier steps requires investigation before production deployment.</w:t>
       </w:r>
     </w:p>
     <w:p>
@@ -4975,99 +5268,6 @@
       </w:pPr>
       <w:r>
         <w:rPr/>
-        <w:t>Ruuter — boot on JDK 21 and send a request triggering DSL script evaluation (</w:t>
-      </w:r>
-      <w:r>
-        <w:rPr>
-          <w:rStyle w:val="SourceText"/>
-        </w:rPr>
-        <w:t>ScriptingHelper.evaluateScripts()</w:t>
-      </w:r>
-      <w:r>
-        <w:rPr/>
-        <w:t xml:space="preserve"> → </w:t>
-      </w:r>
-      <w:r>
-        <w:rPr>
-          <w:rStyle w:val="SourceText"/>
-        </w:rPr>
-        <w:t>engine.eval()</w:t>
-      </w:r>
-      <w:r>
-        <w:rPr/>
-        <w:t xml:space="preserve">). This verifies GraalVM JS engine resolution via JSR-223 SPI. It's binary — if the engine name </w:t>
-      </w:r>
-      <w:r>
-        <w:rPr>
-          <w:rStyle w:val="SourceText"/>
-        </w:rPr>
-        <w:t>"graal.js"</w:t>
-      </w:r>
-      <w:r>
-        <w:rPr/>
-        <w:t xml:space="preserve"> fails to resolve, every DSL evaluation throws </w:t>
-      </w:r>
-      <w:r>
-        <w:rPr>
-          <w:rStyle w:val="SourceText"/>
-        </w:rPr>
-        <w:t>NullPointerException</w:t>
-      </w:r>
-      <w:r>
-        <w:rPr/>
-        <w:t xml:space="preserve">. If it fails, bump GraalVM to </w:t>
-      </w:r>
-      <w:r>
-        <w:rPr>
-          <w:rStyle w:val="SourceText"/>
-        </w:rPr>
-        <w:t>23.1.x</w:t>
-      </w:r>
-      <w:r>
-        <w:rPr/>
-        <w:t>/</w:t>
-      </w:r>
-      <w:r>
-        <w:rPr>
-          <w:rStyle w:val="SourceText"/>
-        </w:rPr>
-        <w:t>24.x</w:t>
-      </w:r>
-      <w:r>
-        <w:rPr/>
-        <w:t xml:space="preserve"> and retest.</w:t>
-      </w:r>
-    </w:p>
-    <w:p>
-      <w:pPr>
-        <w:pStyle w:val="BodyText"/>
-        <w:rPr/>
-      </w:pPr>
-      <w:r>
-        <w:rPr/>
-        <w:t>Resql — execute queries through REST covering GET (query params), POST (request body), and dynamic datasource routing. Include the batch endpoint to confirm multi-query execution.</w:t>
-      </w:r>
-    </w:p>
-    <w:p>
-      <w:pPr>
-        <w:pStyle w:val="BodyText"/>
-        <w:rPr/>
-      </w:pPr>
-      <w:r>
-        <w:rPr>
-          <w:rStyle w:val="Strong"/>
-        </w:rPr>
-        <w:t>Step 6 — Staging Deployment</w:t>
-      </w:r>
-    </w:p>
-    <w:p>
-      <w:pPr>
-        <w:pStyle w:val="BodyText"/>
-        <w:rPr/>
-      </w:pPr>
-      <w:r>
-        <w:rPr/>
-        <w:t>Deploy both services to a production-mirror environment. Execute end-to-end scenarios covering the full Ruuter → Resql chain: external request → guard authentication → DSL evaluation → Resql query → response. Include nonce-based internal calls and error scenarios (invalid paths, missing params, unavailable datasources). Any behavioral difference not caught in earlier steps requires investigation before production deployment.</w:t>
       </w:r>
     </w:p>
     <w:p>
